--- a/DAT_CYBER_CYNA.docx
+++ b/DAT_CYBER_CYNA.docx
@@ -26204,49 +26204,6 @@
     </w:p>
     <w:p>
       <w:pPr>
-        <w:spacing w:before="40" w:after="40"/>
-        <w:ind w:left="720"/>
-        <w:rPr>
-          <w:sz w:val="20"/>
-          <w:szCs w:val="20"/>
-        </w:rPr>
-      </w:pPr>
-    </w:p>
-    <w:p>
-      <w:pPr>
-        <w:spacing w:before="60" w:after="60"/>
-        <w:rPr>
-          <w:sz w:val="20"/>
-          <w:szCs w:val="20"/>
-        </w:rPr>
-      </w:pPr>
-    </w:p>
-    <w:p>
-      <w:pPr>
-        <w:pBdr>
-          <w:left w:val="single" w:sz="12" w:space="0" w:color="C0392B"/>
-        </w:pBdr>
-        <w:shd w:val="clear" w:color="auto" w:fill="FDEDEC"/>
-        <w:spacing w:before="100" w:after="60"/>
-        <w:ind w:left="200" w:right="200"/>
-        <w:rPr>
-          <w:sz w:val="20"/>
-          <w:szCs w:val="20"/>
-        </w:rPr>
-      </w:pPr>
-      <w:r>
-        <w:rPr>
-          <w:b/>
-          <w:bCs/>
-          <w:color w:val="C0392B"/>
-          <w:sz w:val="18"/>
-          <w:szCs w:val="18"/>
-        </w:rPr>
-        <w:t>⚠  Les captures des dashboards Wazuh et les alertes générées lors des tests sont à insérer ici (captures d'écran).</w:t>
-      </w:r>
-    </w:p>
-    <w:p>
-      <w:pPr>
         <w:spacing w:before="60" w:after="60"/>
         <w:rPr>
           <w:sz w:val="20"/>
@@ -27008,7 +26965,6 @@
                 <w:sz w:val="20"/>
                 <w:szCs w:val="20"/>
               </w:rPr>
-              <w:lastRenderedPageBreak/>
               <w:t>Réplication Active Directory sécurisée</w:t>
             </w:r>
           </w:p>
@@ -27122,6 +27078,7 @@
                 <w:sz w:val="20"/>
                 <w:szCs w:val="20"/>
               </w:rPr>
+              <w:lastRenderedPageBreak/>
               <w:t>Administration sécurisée</w:t>
             </w:r>
           </w:p>
@@ -28667,6 +28624,7 @@
           <w:sz w:val="20"/>
           <w:szCs w:val="20"/>
         </w:rPr>
+        <w:lastRenderedPageBreak/>
         <w:t>Authelia est le composant central de contrôle d'accès de l'infrastructure CYNA. Positionné entre le reverse proxy Nginx et les applications internes, il garantit qu'aucune application n'est accessible sans authentification forte à double facteur, même pour un utilisateur déjà connecté au VPN.</w:t>
       </w:r>
     </w:p>
@@ -30219,7 +30177,6 @@
                 <w:sz w:val="18"/>
                 <w:szCs w:val="18"/>
               </w:rPr>
-              <w:lastRenderedPageBreak/>
               <w:t>Application</w:t>
             </w:r>
           </w:p>
@@ -30427,6 +30384,7 @@
           <w:sz w:val="21"/>
           <w:szCs w:val="21"/>
         </w:rPr>
+        <w:lastRenderedPageBreak/>
         <w:t>▶  Flux TOTP — Enrôlement et validation</w:t>
       </w:r>
     </w:p>
@@ -36741,39 +36699,6 @@
           <w:color w:val="1F3864"/>
         </w:rPr>
         <w:t>5.2 Résultats des tests de sécurité</w:t>
-      </w:r>
-    </w:p>
-    <w:p>
-      <w:pPr>
-        <w:spacing w:before="60" w:after="60"/>
-        <w:rPr>
-          <w:sz w:val="20"/>
-          <w:szCs w:val="20"/>
-        </w:rPr>
-      </w:pPr>
-    </w:p>
-    <w:p>
-      <w:pPr>
-        <w:pBdr>
-          <w:left w:val="single" w:sz="12" w:space="0" w:color="C0392B"/>
-        </w:pBdr>
-        <w:shd w:val="clear" w:color="auto" w:fill="FDEDEC"/>
-        <w:spacing w:before="100" w:after="60"/>
-        <w:ind w:left="200" w:right="200"/>
-        <w:rPr>
-          <w:sz w:val="20"/>
-          <w:szCs w:val="20"/>
-        </w:rPr>
-      </w:pPr>
-      <w:r>
-        <w:rPr>
-          <w:b/>
-          <w:bCs/>
-          <w:color w:val="C0392B"/>
-          <w:sz w:val="18"/>
-          <w:szCs w:val="18"/>
-        </w:rPr>
-        <w:t>⚠  Les sorties nmap annotées et captures OWASP ZAP sont à insérer ici.</w:t>
       </w:r>
     </w:p>
     <w:p>
